--- a/courts/first-circuit/maine/state/supreme-judicial-court/petition-for-review/usage/OUTPUT-petition-for-review.docx
+++ b/courts/first-circuit/maine/state/supreme-judicial-court/petition-for-review/usage/OUTPUT-petition-for-review.docx
@@ -3422,6 +3422,7 @@
     <w:unhideWhenUsed/>
     <w:qFormat/>
     <w:pPr>
+      <w:keepLines/>
       <w:spacing w:before="0" w:after="140" w:line="253" w:lineRule="exact"/>
     </w:pPr>
     <w:rPr>

--- a/courts/first-circuit/maine/state/supreme-judicial-court/petition-for-review/usage/OUTPUT-petition-for-review.docx
+++ b/courts/first-circuit/maine/state/supreme-judicial-court/petition-for-review/usage/OUTPUT-petition-for-review.docx
@@ -1145,7 +1145,7 @@
         <w:pStyle w:val="BodyText"/>
       </w:pPr>
       <w:r>
-        <w:t xml:space="preserve">22. The undersigned, on behalf of the Town, believes that the basis of the challenge was that, pursuant to 21-A M.R.S. § 753-B(2)⁠(A), the absentee ballot was improperly issued to a third party who was a candidate or a member of a candidate’s immediate family.</w:t>
+        <w:t xml:space="preserve">22. The undersigned, on behalf of the Town, believes that the basis of the challenge was that, pursuant to 21-A M.R.S. § 753-⁠B(2)⁠(A), the absentee ballot was improperly issued to a third party who was a candidate or a member of a candidate’s immediate family.</w:t>
       </w:r>
     </w:p>
     <w:p>
@@ -1675,13 +1675,7 @@
         <w:t xml:space="preserve">In re Ballot Dispute in Election of Town of Winslow</w:t>
       </w:r>
       <w:r>
-        <w:t xml:space="preserve">, 2018 ME 2, ¶¶ 1</w:t>
-      </w:r>
-      <w:r>
-        <w:noBreakHyphen/>
-      </w:r>
-      <w:r>
-        <w:t xml:space="preserve">2, 176 A.3d 1290.</w:t>
+        <w:t xml:space="preserve">, 2018 ME 2, ¶¶ 1-⁠2, 176 A.3d 1290.</w:t>
       </w:r>
     </w:p>
     <w:p>
@@ -3673,6 +3667,33 @@
     <w:pPr>
       <w:spacing w:before="0" w:after="0" w:line="322" w:lineRule="exact"/>
       <w:ind w:left="2160" w:hanging="720"/>
+    </w:pPr>
+  </w:style>
+  <w:style w:type="paragraph" w:customStyle="1" w:styleId="XdQuoteList1">
+    <w:name w:val="Xd Quote List 1"/>
+    <w:basedOn w:val="Normal"/>
+    <w:qFormat/>
+    <w:pPr>
+      <w:spacing w:before="0" w:after="0" w:line="322" w:lineRule="exact"/>
+      <w:ind w:left="1440" w:right="720" w:hanging="720"/>
+    </w:pPr>
+  </w:style>
+  <w:style w:type="paragraph" w:customStyle="1" w:styleId="XdQuoteList2">
+    <w:name w:val="Xd Quote List 2"/>
+    <w:basedOn w:val="Normal"/>
+    <w:qFormat/>
+    <w:pPr>
+      <w:spacing w:before="0" w:after="0" w:line="322" w:lineRule="exact"/>
+      <w:ind w:left="2160" w:right="720" w:hanging="720"/>
+    </w:pPr>
+  </w:style>
+  <w:style w:type="paragraph" w:customStyle="1" w:styleId="XdQuoteList3">
+    <w:name w:val="Xd Quote List 3"/>
+    <w:basedOn w:val="Normal"/>
+    <w:qFormat/>
+    <w:pPr>
+      <w:spacing w:before="0" w:after="0" w:line="322" w:lineRule="exact"/>
+      <w:ind w:left="2880" w:right="720" w:hanging="720"/>
     </w:pPr>
   </w:style>
   <w:style w:type="paragraph" w:customStyle="1" w:styleId="XdQuote">
